--- a/Artigo Projeto Integrador 3  - Alexandre_Paloma_FINAL.docx
+++ b/Artigo Projeto Integrador 3  - Alexandre_Paloma_FINAL.docx
@@ -140,8 +140,21 @@
         <w:t xml:space="preserve">Orientador: </w:t>
       </w:r>
       <w:r>
-        <w:rPr/>
-        <w:t xml:space="preserve">Prof. Argemiro Pentian Junior</w:t>
+        <w:t xml:space="preserve">Prof. </w:t>
+      </w:r>
+      <w:r>
+        <w:t xml:space="preserve">Dr. </w:t>
+      </w:r>
+      <w:r>
+        <w:t xml:space="preserve">Argemiro </w:t>
+      </w:r>
+      <w:proofErr w:type="spellStart"/>
+      <w:r>
+        <w:t>Pentian</w:t>
+      </w:r>
+      <w:proofErr w:type="spellEnd"/>
+      <w:r>
+        <w:t xml:space="preserve"> Junior</w:t>
       </w:r>
     </w:p>
     <w:p>
@@ -467,8 +480,7 @@
         <w:t xml:space="preserve">Abstract: </w:t>
       </w:r>
       <w:r>
-        <w:rPr/>
-        <w:t xml:space="preserve">The predictive model developed by Wahbi et al. (2019) represents a significant advance in risk stratification of life-threatening ventricular tachyarrhythmias (LTVTA) in carriers of LMNA gene mutations, using Fine-Gray competing-risks regression with five clinical variables. However, variables of high prognostic relevance — myocardial fibrosis detected by Cardiac Magnetic Resonance with late Gadolinium Enhancement (CMR-LGE) and QRS complex duration on surface electrocardiogram — were not incorporated in the original model. This article theoretically and methodologically proposes expanding the Fine-Gray model of Wahbi et al. through the inclusion of these two variables, grounded in current scientific literature. The pathophysiological mechanism of each variable, its association with ventricular arrhythmias, the criteria for standardized measurement, and the expected impact on model predictive performance are discussed. To computationally demonstrate the impact of the proposed variables, a parametric simulation was performed using a synthetic dataset (n = 600) calibrated from published prevalence and hazard ratio data: the expanded model (7 variables) achieved a C-index of 0.794, compared to 0.768 for the original Wahbi model (5 variables), representing an absolute gain of +0.026. The aim of this study is to contribute to improved score accuracy and, consequently, to more judicious decision-making regarding implantable cardioverter-defibrillator (ICD) implantation as primary prevention of sudden cardiac death in laminopathy patients.</w:t>
+        <w:t>The predictive model developed by Wahbi et al. (2019) represents a significant advance in risk stratification of life-threatening ventricular tachyarrhythmias (LTVTA) in carriers of LMNA gene mutations, using Fine-Gray competing-risks regression with five clinical variables. However, variables of high prognostic relevance — myocardial fibrosis detected by Cardiac Magnetic Resonance with late Gadolinium Enhancement (CMR-LGE) and QRS complex duration on surface electrocardiogram — were not incorporated in the original model. This article theoretically and methodologically proposes expanding the Fine-Gray model of Wahbi et al. through the inclusion of these two variables, grounded in current scientific literature. The pathophysiological mechanism of each variable, its association with ventricular arrhythmias, the criteria for standardized measurement, and the expected impact on model predictive performance are discussed. To computationally demonstrate the impact of the proposed variables, a parametric simulation was performed using a synthetic dataset (n = 600) calibrated from published prevalence and hazard ratio data: the expanded model (7 variables) achieved a C-index of 0.794, compared to 0.768 for the original Wahbi model (5 variables), representing an absolute gain of +0.026. The aim of this study is to contribute to improved score accuracy and, consequently, to more judicious decision-making regarding implantable cardioverter-defibrillator (ICD) implantation as primary prevention of sudden cardiac death in laminopathy patients.</w:t>
       </w:r>
     </w:p>
     <w:p>
@@ -485,7 +497,7 @@
         <w:rPr>
           <w:i/>
         </w:rPr>
-        <w:t xml:space="preserve">Laminopathy; Ventricular tachyarrhythmia; Sudden cardiac death; Myocardial fibrosis; Cardiac magnetic resonance; QRS duration; Fine-Gray; Implantable cardioverter-defibrillator; Predictive models.</w:t>
+        <w:t>Laminopathy; Ventricular tachyarrhythmia; Sudden cardiac death; Myocardial fibrosis; Cardiac magnetic resonance; QRS duration; Fine-Gray; Implantable cardioverter-defibrillator; Predictive models.</w:t>
       </w:r>
     </w:p>
     <w:p>
@@ -503,6 +515,7 @@
         <w:jc w:val="both"/>
       </w:pPr>
       <w:r>
+        <w:lastRenderedPageBreak/>
         <w:t xml:space="preserve">Mutações ocorridas no gene </w:t>
       </w:r>
       <w:r>
@@ -527,10 +540,7 @@
         <w:t>â</w:t>
       </w:r>
       <w:r>
-        <w:t>minas A e C. Tais proteínas são fundamentais para a integridade estrutural do núcleo celular em diversos tecidos, como o esquelético e o cardíaco.</w:t>
-      </w:r>
-      <w:r>
-        <w:t xml:space="preserve"> </w:t>
+        <w:t xml:space="preserve">minas A e C. Tais proteínas são fundamentais para a integridade estrutural do núcleo celular em diversos tecidos, como o esquelético e o cardíaco. </w:t>
       </w:r>
       <w:r>
         <w:t>A manifestação cardíaca mais frequente é a cardiomiopatia dilatada arritmogênica, caracterizada por disfunção ventricular progressiva, distúrbios de condução e elevado risco de morte súbita cardíaca (MSC) por taquiarritmias ventriculares</w:t>
@@ -687,11 +697,7 @@
       </w:r>
       <w:proofErr w:type="spellEnd"/>
       <w:r>
-        <w:t xml:space="preserve"> </w:t>
-      </w:r>
-      <w:r>
-        <w:lastRenderedPageBreak/>
-        <w:t>de 0,776 na coorte de derivação e 0,800 na coorte de validação externa, superando a abordagem baseada em diretrizes vigentes.</w:t>
+        <w:t xml:space="preserve"> de 0,776 na coorte de derivação e 0,800 na coorte de validação externa, superando a abordagem baseada em diretrizes vigentes.</w:t>
       </w:r>
     </w:p>
     <w:p>
@@ -899,7 +905,11 @@
         <w:jc w:val="both"/>
       </w:pPr>
       <w:r>
-        <w:t xml:space="preserve">O desfecho primário — LTVTA — foi definido como (1) morte súbita cardíaca, (2) terapia adequada por CDI, ou (3) taquiarritmia ventricular hemodinamicamente instável. A regressão de Fine-Gray foi escolhida por tratar adequadamente o óbito por causas não arrítmicas como risco competidor, evitando a superestimação do risco cumulativo de </w:t>
+        <w:t xml:space="preserve">O desfecho primário — LTVTA — foi definido como (1) morte súbita cardíaca, (2) terapia adequada por CDI, ou (3) taquiarritmia ventricular hemodinamicamente instável. A regressão de </w:t>
+      </w:r>
+      <w:r>
+        <w:lastRenderedPageBreak/>
+        <w:t xml:space="preserve">Fine-Gray foi escolhida por tratar adequadamente o óbito por causas não arrítmicas como risco competidor, evitando a superestimação do risco cumulativo de </w:t>
       </w:r>
       <w:proofErr w:type="gramStart"/>
       <w:r>
@@ -1980,7 +1990,6 @@
           <w:i/>
           <w:iCs/>
         </w:rPr>
-        <w:lastRenderedPageBreak/>
         <w:t>Risco (5 anos) = 1 − 0,8884505^</w:t>
       </w:r>
       <w:proofErr w:type="gramStart"/>
@@ -2149,6 +2158,7 @@
         <w:rPr>
           <w:noProof/>
         </w:rPr>
+        <w:lastRenderedPageBreak/>
         <w:drawing>
           <wp:inline distT="0" distB="0" distL="0" distR="0" wp14:anchorId="29578710" wp14:editId="1DE539DF">
             <wp:extent cx="5580952" cy="2923809"/>
@@ -2226,7 +2236,6 @@
           <w:i/>
           <w:iCs/>
         </w:rPr>
-        <w:lastRenderedPageBreak/>
         <w:t>LMNA</w:t>
       </w:r>
       <w:r>
@@ -2492,9 +2501,6 @@
       <w:r>
         <w:t>O intervalo de tempo necessário para a despolarização elétrica dos ventrículos é representado pela duração do QRS no exame de eletrocardiograma comum</w:t>
       </w:r>
-      <w:r/>
-      <w:r/>
-      <w:r/>
       <w:r>
         <w:t xml:space="preserve">. Valores superiores a 120 </w:t>
       </w:r>
@@ -2512,7 +2518,11 @@
       </w:r>
       <w:proofErr w:type="spellEnd"/>
       <w:r>
-        <w:t xml:space="preserve"> caracterizam o distúrbio de condução intraventricular inespecífico.</w:t>
+        <w:t xml:space="preserve"> caracterizam o </w:t>
+      </w:r>
+      <w:r>
+        <w:lastRenderedPageBreak/>
+        <w:t>distúrbio de condução intraventricular inespecífico.</w:t>
       </w:r>
       <w:r>
         <w:rPr>
@@ -2557,6 +2567,9 @@
         <w:spacing w:before="160" w:after="80"/>
       </w:pPr>
       <w:r>
+        <w:rPr>
+          <w:noProof/>
+        </w:rPr>
         <w:drawing>
           <wp:inline distT="0" distB="0" distL="0" distR="0" wp14:anchorId="78EC04EC" wp14:editId="1185C19B">
             <wp:extent cx="6001588" cy="2391109"/>
@@ -2656,7 +2669,6 @@
         <w:jc w:val="both"/>
       </w:pPr>
       <w:r>
-        <w:lastRenderedPageBreak/>
         <w:t xml:space="preserve">O alargamento do QRS está </w:t>
       </w:r>
       <w:proofErr w:type="spellStart"/>
@@ -2868,7 +2880,11 @@
         <w:t>et al</w:t>
       </w:r>
       <w:r>
-        <w:t>., preservando as cinco variáveis originais e incorporando as duas novas. A escolha por manter o método estatístico é deliberada: o Fine-Gray é o modelo padrão-ouro para dados de sobrevida com riscos competidores em contexto clínico, com interpretação direta em termos de função de incidência cumulativa.</w:t>
+        <w:t xml:space="preserve">., preservando as cinco variáveis originais e incorporando as duas novas. A escolha por manter o </w:t>
+      </w:r>
+      <w:r>
+        <w:lastRenderedPageBreak/>
+        <w:t>método estatístico é deliberada: o Fine-Gray é o modelo padrão-ouro para dados de sobrevida com riscos competidores em contexto clínico, com interpretação direta em termos de função de incidência cumulativa.</w:t>
       </w:r>
       <w:r>
         <w:rPr>
@@ -3100,7 +3116,6 @@
         </w:numPr>
       </w:pPr>
       <w:r>
-        <w:lastRenderedPageBreak/>
         <w:t xml:space="preserve">Cada aumento de 10 </w:t>
       </w:r>
       <w:proofErr w:type="spellStart"/>
@@ -4189,7 +4204,6 @@
         <w:pStyle w:val="Ttulo1"/>
       </w:pPr>
       <w:r>
-        <w:lastRenderedPageBreak/>
         <w:t>5. Desafios de Implementação e Limitações da Proposta</w:t>
       </w:r>
     </w:p>
@@ -4200,7 +4214,11 @@
         <w:jc w:val="both"/>
       </w:pPr>
       <w:r>
-        <w:t>A principal barreira à implementação do modelo expandido é a disponibilidade da RMC. Embora seja o padrão de referência para detecção de fibrose, a ressonância magnética cardíaca ainda não é amplamente acessível em centros de menor porte, especialmente em países de renda média como o Brasil. Pacientes com CDI implantado previamente também podem ter restrições ao exame, embora dispositivos compatíveis com RMC estejam progressivamente disponíveis.</w:t>
+        <w:t xml:space="preserve">A principal barreira à implementação do modelo expandido é a disponibilidade da RMC. Embora seja o padrão de referência para detecção de fibrose, a ressonância magnética cardíaca ainda não é amplamente acessível em centros de menor porte, especialmente em países de renda </w:t>
+      </w:r>
+      <w:r>
+        <w:lastRenderedPageBreak/>
+        <w:t>média como o Brasil. Pacientes com CDI implantado previamente também podem ter restrições ao exame, embora dispositivos compatíveis com RMC estejam progressivamente disponíveis.</w:t>
       </w:r>
       <w:r>
         <w:rPr>
@@ -4469,11 +4487,7 @@
         <w:jc w:val="both"/>
       </w:pPr>
       <w:r>
-        <w:t xml:space="preserve">A fibrose miocárdica (LGE) representa o substrato anatômico direto para circuitos de reentrada ventricular e demonstrou valor prognóstico independente em múltiplos estudos em </w:t>
-      </w:r>
-      <w:r>
-        <w:lastRenderedPageBreak/>
-        <w:t xml:space="preserve">cardiomiopatias dilatadas, incluindo evidências específicas em </w:t>
+        <w:t xml:space="preserve">A fibrose miocárdica (LGE) representa o substrato anatômico direto para circuitos de reentrada ventricular e demonstrou valor prognóstico independente em múltiplos estudos em cardiomiopatias dilatadas, incluindo evidências específicas em </w:t>
       </w:r>
       <w:proofErr w:type="spellStart"/>
       <w:r>
@@ -4491,6 +4505,7 @@
         <w:jc w:val="both"/>
       </w:pPr>
       <w:r>
+        <w:lastRenderedPageBreak/>
         <w:t xml:space="preserve">A manutenção da estrutura de Fine-Gray garante compatibilidade metodológica com o modelo de referência e </w:t>
       </w:r>
       <w:proofErr w:type="spellStart"/>
@@ -7067,271 +7082,6 @@
         </w:rPr>
         <w:t>[12] Halliday BP, Baksi AJ, Gulati A, Ali A, Newsome S, Izgi C, et al. Outcome in Dilated Cardiomyopathy Related to the Extent, Location, and Pattern of Late Gadolinium Enhancement. JACC Cardiovasc Imaging. 2019;12(8):1645–1655. doi:10.1016/j.jcmg.2018.07.015</w:t>
       </w:r>
-      <w:proofErr w:type="spellStart"/>
-      <w:r>
-        <w:rPr>
-          <w:sz w:val="20"/>
-          <w:szCs w:val="20"/>
-        </w:rPr>
-      </w:r>
-      <w:proofErr w:type="spellEnd"/>
-      <w:r>
-        <w:rPr>
-          <w:sz w:val="20"/>
-          <w:szCs w:val="20"/>
-        </w:rPr>
-      </w:r>
-      <w:r>
-        <w:rPr>
-          <w:i/>
-          <w:sz w:val="20"/>
-          <w:szCs w:val="20"/>
-        </w:rPr>
-      </w:r>
-      <w:r>
-        <w:rPr>
-          <w:sz w:val="20"/>
-          <w:szCs w:val="20"/>
-        </w:rPr>
-      </w:r>
-      <w:proofErr w:type="spellStart"/>
-      <w:r>
-        <w:rPr>
-          <w:sz w:val="20"/>
-          <w:szCs w:val="20"/>
-        </w:rPr>
-      </w:r>
-      <w:proofErr w:type="spellEnd"/>
-      <w:r>
-        <w:rPr>
-          <w:sz w:val="20"/>
-          <w:szCs w:val="20"/>
-        </w:rPr>
-      </w:r>
-      <w:proofErr w:type="spellStart"/>
-      <w:r>
-        <w:rPr>
-          <w:sz w:val="20"/>
-          <w:szCs w:val="20"/>
-        </w:rPr>
-      </w:r>
-      <w:proofErr w:type="spellEnd"/>
-      <w:r>
-        <w:rPr>
-          <w:sz w:val="20"/>
-          <w:szCs w:val="20"/>
-        </w:rPr>
-      </w:r>
-      <w:proofErr w:type="spellStart"/>
-      <w:r>
-        <w:rPr>
-          <w:sz w:val="20"/>
-          <w:szCs w:val="20"/>
-        </w:rPr>
-      </w:r>
-      <w:proofErr w:type="spellEnd"/>
-      <w:r>
-        <w:rPr>
-          <w:sz w:val="20"/>
-          <w:szCs w:val="20"/>
-        </w:rPr>
-      </w:r>
-      <w:proofErr w:type="spellStart"/>
-      <w:r>
-        <w:rPr>
-          <w:sz w:val="20"/>
-          <w:szCs w:val="20"/>
-        </w:rPr>
-      </w:r>
-      <w:proofErr w:type="spellEnd"/>
-      <w:r>
-        <w:rPr>
-          <w:sz w:val="20"/>
-          <w:szCs w:val="20"/>
-        </w:rPr>
-      </w:r>
-      <w:proofErr w:type="spellStart"/>
-      <w:r>
-        <w:rPr>
-          <w:sz w:val="20"/>
-          <w:szCs w:val="20"/>
-        </w:rPr>
-      </w:r>
-      <w:proofErr w:type="spellEnd"/>
-      <w:r>
-        <w:rPr>
-          <w:sz w:val="20"/>
-          <w:szCs w:val="20"/>
-        </w:rPr>
-      </w:r>
-      <w:proofErr w:type="spellStart"/>
-      <w:r>
-        <w:rPr>
-          <w:sz w:val="20"/>
-          <w:szCs w:val="20"/>
-        </w:rPr>
-      </w:r>
-      <w:proofErr w:type="spellEnd"/>
-      <w:r>
-        <w:rPr>
-          <w:sz w:val="20"/>
-          <w:szCs w:val="20"/>
-        </w:rPr>
-      </w:r>
-      <w:proofErr w:type="spellStart"/>
-      <w:r>
-        <w:rPr>
-          <w:sz w:val="20"/>
-          <w:szCs w:val="20"/>
-        </w:rPr>
-      </w:r>
-      <w:proofErr w:type="spellEnd"/>
-      <w:r>
-        <w:rPr>
-          <w:sz w:val="20"/>
-          <w:szCs w:val="20"/>
-        </w:rPr>
-      </w:r>
-      <w:proofErr w:type="spellStart"/>
-      <w:r>
-        <w:rPr>
-          <w:sz w:val="20"/>
-          <w:szCs w:val="20"/>
-        </w:rPr>
-      </w:r>
-      <w:proofErr w:type="spellEnd"/>
-      <w:r>
-        <w:rPr>
-          <w:sz w:val="20"/>
-          <w:szCs w:val="20"/>
-        </w:rPr>
-      </w:r>
-      <w:proofErr w:type="spellStart"/>
-      <w:r>
-        <w:rPr>
-          <w:sz w:val="20"/>
-          <w:szCs w:val="20"/>
-        </w:rPr>
-      </w:r>
-      <w:proofErr w:type="spellEnd"/>
-      <w:r>
-        <w:rPr>
-          <w:sz w:val="20"/>
-          <w:szCs w:val="20"/>
-        </w:rPr>
-      </w:r>
-      <w:proofErr w:type="spellStart"/>
-      <w:r>
-        <w:rPr>
-          <w:sz w:val="20"/>
-          <w:szCs w:val="20"/>
-        </w:rPr>
-      </w:r>
-      <w:proofErr w:type="spellEnd"/>
-      <w:r>
-        <w:rPr>
-          <w:sz w:val="20"/>
-          <w:szCs w:val="20"/>
-        </w:rPr>
-      </w:r>
-      <w:proofErr w:type="spellStart"/>
-      <w:r>
-        <w:rPr>
-          <w:sz w:val="20"/>
-          <w:szCs w:val="20"/>
-        </w:rPr>
-      </w:r>
-      <w:proofErr w:type="spellEnd"/>
-      <w:r>
-        <w:rPr>
-          <w:sz w:val="20"/>
-          <w:szCs w:val="20"/>
-        </w:rPr>
-      </w:r>
-      <w:proofErr w:type="spellStart"/>
-      <w:r>
-        <w:rPr>
-          <w:sz w:val="20"/>
-          <w:szCs w:val="20"/>
-        </w:rPr>
-      </w:r>
-      <w:proofErr w:type="spellEnd"/>
-      <w:r>
-        <w:rPr>
-          <w:sz w:val="20"/>
-          <w:szCs w:val="20"/>
-        </w:rPr>
-      </w:r>
-      <w:proofErr w:type="spellStart"/>
-      <w:r>
-        <w:rPr>
-          <w:sz w:val="20"/>
-          <w:szCs w:val="20"/>
-        </w:rPr>
-      </w:r>
-      <w:proofErr w:type="spellEnd"/>
-      <w:r>
-        <w:rPr>
-          <w:sz w:val="20"/>
-          <w:szCs w:val="20"/>
-        </w:rPr>
-      </w:r>
-      <w:proofErr w:type="spellStart"/>
-      <w:r>
-        <w:rPr>
-          <w:sz w:val="20"/>
-          <w:szCs w:val="20"/>
-        </w:rPr>
-      </w:r>
-      <w:proofErr w:type="spellEnd"/>
-      <w:r>
-        <w:rPr>
-          <w:sz w:val="20"/>
-          <w:szCs w:val="20"/>
-        </w:rPr>
-      </w:r>
-      <w:proofErr w:type="spellStart"/>
-      <w:r>
-        <w:rPr>
-          <w:sz w:val="20"/>
-          <w:szCs w:val="20"/>
-        </w:rPr>
-      </w:r>
-      <w:proofErr w:type="spellEnd"/>
-      <w:r>
-        <w:rPr>
-          <w:sz w:val="20"/>
-          <w:szCs w:val="20"/>
-        </w:rPr>
-      </w:r>
-      <w:proofErr w:type="spellStart"/>
-      <w:r>
-        <w:rPr>
-          <w:sz w:val="20"/>
-          <w:szCs w:val="20"/>
-        </w:rPr>
-      </w:r>
-      <w:proofErr w:type="spellEnd"/>
-      <w:r>
-        <w:rPr>
-          <w:sz w:val="20"/>
-          <w:szCs w:val="20"/>
-        </w:rPr>
-      </w:r>
-      <w:proofErr w:type="gramStart"/>
-      <w:r>
-        <w:rPr>
-          <w:sz w:val="20"/>
-          <w:szCs w:val="20"/>
-        </w:rPr>
-      </w:r>
-      <w:proofErr w:type="gramEnd"/>
-      <w:r>
-        <w:rPr>
-          <w:sz w:val="20"/>
-          <w:szCs w:val="20"/>
-        </w:rPr>
-      </w:r>
     </w:p>
     <w:p>
       <w:pPr>
@@ -9103,6 +8853,7 @@
           <w:sz w:val="20"/>
           <w:szCs w:val="20"/>
         </w:rPr>
+        <w:lastRenderedPageBreak/>
         <w:t xml:space="preserve">[20] </w:t>
       </w:r>
       <w:proofErr w:type="spellStart"/>
@@ -9899,10 +9650,7 @@
         <w:jc w:val="both"/>
       </w:pPr>
       <w:r>
-        <w:t>Nota: Os autores humanos realizaram a curadoria técnica, validaram todos os dados extraídos das referências citadas e assumem total responsabilidade pelo conteúdo científico e pelas conclusões apresentadas neste trabalho</w:t>
-      </w:r>
-      <w:r>
-        <w:t>.</w:t>
+        <w:t>Nota: Os autores humanos realizaram a curadoria técnica, validaram todos os dados extraídos das referências citadas e assumem total responsabilidade pelo conteúdo científico e pelas conclusões apresentadas neste trabalho.</w:t>
       </w:r>
     </w:p>
     <w:sectPr>
@@ -11181,6 +10929,7 @@
   <w:style w:type="character" w:default="1" w:styleId="Fontepargpadro">
     <w:name w:val="Default Paragraph Font"/>
     <w:uiPriority w:val="1"/>
+    <w:semiHidden/>
     <w:unhideWhenUsed/>
   </w:style>
   <w:style w:type="table" w:default="1" w:styleId="Tabelanormal">
